--- a/3испсп/ЖЦИТ/Практическая работа №4 ЖЦ ИС.docx
+++ b/3испсп/ЖЦИТ/Практическая работа №4 ЖЦ ИС.docx
@@ -2137,7 +2137,6 @@
           <w:rFonts w:ascii="Times New Roman" w:hAnsi="Times New Roman" w:cs="Times New Roman"/>
           <w:sz w:val="32"/>
           <w:szCs w:val="32"/>
-          <w:highlight w:val="yellow"/>
         </w:rPr>
       </w:pPr>
       <w:r>
@@ -2145,7 +2144,6 @@
           <w:rFonts w:ascii="Times New Roman" w:hAnsi="Times New Roman" w:cs="Times New Roman"/>
           <w:sz w:val="32"/>
           <w:szCs w:val="32"/>
-          <w:highlight w:val="yellow"/>
         </w:rPr>
         <w:t>Рассчитайте, сколько в худшем и в лучшем случае потребуется времени (в чел*</w:t>
       </w:r>
@@ -2155,7 +2153,6 @@
           <w:rFonts w:ascii="Times New Roman" w:hAnsi="Times New Roman" w:cs="Times New Roman"/>
           <w:sz w:val="32"/>
           <w:szCs w:val="32"/>
-          <w:highlight w:val="yellow"/>
         </w:rPr>
         <w:t>мес</w:t>
       </w:r>
@@ -2165,7 +2162,6 @@
           <w:rFonts w:ascii="Times New Roman" w:hAnsi="Times New Roman" w:cs="Times New Roman"/>
           <w:sz w:val="32"/>
           <w:szCs w:val="32"/>
-          <w:highlight w:val="yellow"/>
         </w:rPr>
         <w:t xml:space="preserve">) на разработку. </w:t>
       </w:r>
@@ -2178,7 +2174,6 @@
           <w:rFonts w:ascii="Times New Roman" w:hAnsi="Times New Roman" w:cs="Times New Roman"/>
           <w:sz w:val="32"/>
           <w:szCs w:val="32"/>
-          <w:highlight w:val="yellow"/>
         </w:rPr>
       </w:pPr>
       <w:r>
@@ -2186,7 +2181,6 @@
           <w:rFonts w:ascii="Times New Roman" w:hAnsi="Times New Roman" w:cs="Times New Roman"/>
           <w:sz w:val="32"/>
           <w:szCs w:val="32"/>
-          <w:highlight w:val="yellow"/>
         </w:rPr>
         <w:t xml:space="preserve">Представьте расчеты и две таблицы с коэффициентами: </w:t>
       </w:r>
@@ -2196,7 +2190,6 @@
           <w:bCs/>
           <w:sz w:val="32"/>
           <w:szCs w:val="32"/>
-          <w:highlight w:val="yellow"/>
         </w:rPr>
         <w:t xml:space="preserve">Значение и описание уровней значимости факторов масштаба и </w:t>
       </w:r>
@@ -2204,10 +2197,8 @@
         <w:rPr>
           <w:rFonts w:ascii="Times New Roman" w:hAnsi="Times New Roman" w:cs="Times New Roman"/>
           <w:bCs/>
-          <w:color w:val="000000"/>
           <w:sz w:val="32"/>
           <w:szCs w:val="32"/>
-          <w:highlight w:val="yellow"/>
           <w:shd w:val="clear" w:color="auto" w:fill="FFFFFF"/>
         </w:rPr>
         <w:t>Значение множителей трудоемкости</w:t>
@@ -2221,127 +2212,116 @@
           <w:rFonts w:ascii="Times New Roman" w:hAnsi="Times New Roman" w:cs="Times New Roman"/>
           <w:sz w:val="28"/>
           <w:szCs w:val="28"/>
-          <w:lang w:val="en-US"/>
-        </w:rPr>
-      </w:pPr>
-    </w:p>
-    <w:p>
-      <w:pPr>
-        <w:spacing w:after="0" w:line="240" w:lineRule="auto"/>
-        <w:jc w:val="both"/>
-        <w:rPr>
-          <w:rFonts w:ascii="Times New Roman" w:hAnsi="Times New Roman" w:cs="Times New Roman"/>
-          <w:sz w:val="28"/>
-          <w:szCs w:val="28"/>
-          <w:lang w:val="en-US"/>
-        </w:rPr>
-      </w:pPr>
-    </w:p>
-    <w:p>
-      <w:pPr>
-        <w:spacing w:after="0" w:line="240" w:lineRule="auto"/>
-        <w:jc w:val="both"/>
-        <w:rPr>
-          <w:rFonts w:ascii="Times New Roman" w:hAnsi="Times New Roman" w:cs="Times New Roman"/>
-          <w:sz w:val="28"/>
-          <w:szCs w:val="28"/>
-          <w:lang w:val="en-US"/>
-        </w:rPr>
-      </w:pPr>
-    </w:p>
-    <w:p>
-      <w:pPr>
-        <w:spacing w:after="0" w:line="240" w:lineRule="auto"/>
-        <w:jc w:val="both"/>
-        <w:rPr>
-          <w:rFonts w:ascii="Times New Roman" w:hAnsi="Times New Roman" w:cs="Times New Roman"/>
-          <w:sz w:val="28"/>
-          <w:szCs w:val="28"/>
-          <w:lang w:val="en-US"/>
-        </w:rPr>
-      </w:pPr>
-    </w:p>
-    <w:p>
-      <w:pPr>
-        <w:spacing w:after="0" w:line="240" w:lineRule="auto"/>
-        <w:jc w:val="both"/>
-        <w:rPr>
-          <w:rFonts w:ascii="Times New Roman" w:hAnsi="Times New Roman" w:cs="Times New Roman"/>
-          <w:sz w:val="28"/>
-          <w:szCs w:val="28"/>
-          <w:lang w:val="en-US"/>
-        </w:rPr>
-      </w:pPr>
-    </w:p>
-    <w:p>
-      <w:pPr>
-        <w:spacing w:after="0" w:line="240" w:lineRule="auto"/>
-        <w:jc w:val="both"/>
-        <w:rPr>
-          <w:rFonts w:ascii="Times New Roman" w:hAnsi="Times New Roman" w:cs="Times New Roman"/>
-          <w:sz w:val="28"/>
-          <w:szCs w:val="28"/>
-          <w:lang w:val="en-US"/>
-        </w:rPr>
-      </w:pPr>
-    </w:p>
-    <w:p>
-      <w:pPr>
-        <w:spacing w:after="0" w:line="240" w:lineRule="auto"/>
-        <w:jc w:val="both"/>
-        <w:rPr>
-          <w:rFonts w:ascii="Times New Roman" w:hAnsi="Times New Roman" w:cs="Times New Roman"/>
-          <w:sz w:val="28"/>
-          <w:szCs w:val="28"/>
-          <w:lang w:val="en-US"/>
-        </w:rPr>
-      </w:pPr>
-    </w:p>
-    <w:p>
-      <w:pPr>
-        <w:spacing w:after="0" w:line="240" w:lineRule="auto"/>
-        <w:jc w:val="both"/>
-        <w:rPr>
-          <w:rFonts w:ascii="Times New Roman" w:hAnsi="Times New Roman" w:cs="Times New Roman"/>
-          <w:sz w:val="28"/>
-          <w:szCs w:val="28"/>
-          <w:lang w:val="en-US"/>
-        </w:rPr>
-      </w:pPr>
-    </w:p>
-    <w:p>
-      <w:pPr>
-        <w:spacing w:after="0" w:line="240" w:lineRule="auto"/>
-        <w:jc w:val="both"/>
-        <w:rPr>
-          <w:rFonts w:ascii="Times New Roman" w:hAnsi="Times New Roman" w:cs="Times New Roman"/>
-          <w:sz w:val="28"/>
-          <w:szCs w:val="28"/>
-          <w:lang w:val="en-US"/>
-        </w:rPr>
-      </w:pPr>
-    </w:p>
-    <w:p>
-      <w:pPr>
-        <w:spacing w:after="0" w:line="240" w:lineRule="auto"/>
-        <w:jc w:val="both"/>
-        <w:rPr>
-          <w:rFonts w:ascii="Times New Roman" w:hAnsi="Times New Roman" w:cs="Times New Roman"/>
-          <w:sz w:val="28"/>
-          <w:szCs w:val="28"/>
-          <w:lang w:val="en-US"/>
-        </w:rPr>
-      </w:pPr>
-    </w:p>
-    <w:p>
-      <w:pPr>
-        <w:spacing w:after="0" w:line="240" w:lineRule="auto"/>
-        <w:jc w:val="both"/>
-        <w:rPr>
-          <w:rFonts w:ascii="Times New Roman" w:hAnsi="Times New Roman" w:cs="Times New Roman"/>
-          <w:sz w:val="28"/>
-          <w:szCs w:val="28"/>
-          <w:lang w:val="en-US"/>
+        </w:rPr>
+      </w:pPr>
+    </w:p>
+    <w:p>
+      <w:pPr>
+        <w:spacing w:after="0" w:line="240" w:lineRule="auto"/>
+        <w:jc w:val="both"/>
+        <w:rPr>
+          <w:rFonts w:ascii="Times New Roman" w:hAnsi="Times New Roman" w:cs="Times New Roman"/>
+          <w:sz w:val="28"/>
+          <w:szCs w:val="28"/>
+        </w:rPr>
+      </w:pPr>
+    </w:p>
+    <w:p>
+      <w:pPr>
+        <w:spacing w:after="0" w:line="240" w:lineRule="auto"/>
+        <w:jc w:val="both"/>
+        <w:rPr>
+          <w:rFonts w:ascii="Times New Roman" w:hAnsi="Times New Roman" w:cs="Times New Roman"/>
+          <w:sz w:val="28"/>
+          <w:szCs w:val="28"/>
+        </w:rPr>
+      </w:pPr>
+    </w:p>
+    <w:p>
+      <w:pPr>
+        <w:spacing w:after="0" w:line="240" w:lineRule="auto"/>
+        <w:jc w:val="both"/>
+        <w:rPr>
+          <w:rFonts w:ascii="Times New Roman" w:hAnsi="Times New Roman" w:cs="Times New Roman"/>
+          <w:sz w:val="28"/>
+          <w:szCs w:val="28"/>
+        </w:rPr>
+      </w:pPr>
+    </w:p>
+    <w:p>
+      <w:pPr>
+        <w:spacing w:after="0" w:line="240" w:lineRule="auto"/>
+        <w:jc w:val="both"/>
+        <w:rPr>
+          <w:rFonts w:ascii="Times New Roman" w:hAnsi="Times New Roman" w:cs="Times New Roman"/>
+          <w:sz w:val="28"/>
+          <w:szCs w:val="28"/>
+        </w:rPr>
+      </w:pPr>
+    </w:p>
+    <w:p>
+      <w:pPr>
+        <w:spacing w:after="0" w:line="240" w:lineRule="auto"/>
+        <w:jc w:val="both"/>
+        <w:rPr>
+          <w:rFonts w:ascii="Times New Roman" w:hAnsi="Times New Roman" w:cs="Times New Roman"/>
+          <w:sz w:val="28"/>
+          <w:szCs w:val="28"/>
+        </w:rPr>
+      </w:pPr>
+    </w:p>
+    <w:p>
+      <w:pPr>
+        <w:spacing w:after="0" w:line="240" w:lineRule="auto"/>
+        <w:jc w:val="both"/>
+        <w:rPr>
+          <w:rFonts w:ascii="Times New Roman" w:hAnsi="Times New Roman" w:cs="Times New Roman"/>
+          <w:sz w:val="28"/>
+          <w:szCs w:val="28"/>
+        </w:rPr>
+      </w:pPr>
+    </w:p>
+    <w:p>
+      <w:pPr>
+        <w:spacing w:after="0" w:line="240" w:lineRule="auto"/>
+        <w:jc w:val="both"/>
+        <w:rPr>
+          <w:rFonts w:ascii="Times New Roman" w:hAnsi="Times New Roman" w:cs="Times New Roman"/>
+          <w:sz w:val="28"/>
+          <w:szCs w:val="28"/>
+        </w:rPr>
+      </w:pPr>
+    </w:p>
+    <w:p>
+      <w:pPr>
+        <w:spacing w:after="0" w:line="240" w:lineRule="auto"/>
+        <w:jc w:val="both"/>
+        <w:rPr>
+          <w:rFonts w:ascii="Times New Roman" w:hAnsi="Times New Roman" w:cs="Times New Roman"/>
+          <w:sz w:val="28"/>
+          <w:szCs w:val="28"/>
+        </w:rPr>
+      </w:pPr>
+    </w:p>
+    <w:p>
+      <w:pPr>
+        <w:spacing w:after="0" w:line="240" w:lineRule="auto"/>
+        <w:jc w:val="both"/>
+        <w:rPr>
+          <w:rFonts w:ascii="Times New Roman" w:hAnsi="Times New Roman" w:cs="Times New Roman"/>
+          <w:sz w:val="28"/>
+          <w:szCs w:val="28"/>
+        </w:rPr>
+      </w:pPr>
+    </w:p>
+    <w:p>
+      <w:pPr>
+        <w:spacing w:after="0" w:line="240" w:lineRule="auto"/>
+        <w:jc w:val="both"/>
+        <w:rPr>
+          <w:rFonts w:ascii="Times New Roman" w:hAnsi="Times New Roman" w:cs="Times New Roman"/>
+          <w:sz w:val="28"/>
+          <w:szCs w:val="28"/>
         </w:rPr>
       </w:pPr>
     </w:p>

--- a/3испсп/ЖЦИТ/Практическая работа №4 ЖЦ ИС.docx
+++ b/3испсп/ЖЦИТ/Практическая работа №4 ЖЦ ИС.docx
@@ -2111,30 +2111,10 @@
     <w:p>
       <w:pPr>
         <w:spacing w:after="0" w:line="240" w:lineRule="auto"/>
-        <w:jc w:val="center"/>
-        <w:rPr>
-          <w:rFonts w:ascii="Times New Roman" w:hAnsi="Times New Roman" w:cs="Times New Roman"/>
-          <w:b/>
-          <w:sz w:val="44"/>
-          <w:szCs w:val="44"/>
-        </w:rPr>
-      </w:pPr>
-      <w:r>
-        <w:rPr>
-          <w:rFonts w:ascii="Times New Roman" w:hAnsi="Times New Roman" w:cs="Times New Roman"/>
-          <w:b/>
-          <w:sz w:val="44"/>
-          <w:szCs w:val="44"/>
-        </w:rPr>
-        <w:t>Задание</w:t>
-      </w:r>
-    </w:p>
-    <w:p>
-      <w:pPr>
-        <w:spacing w:after="0" w:line="240" w:lineRule="auto"/>
-        <w:jc w:val="both"/>
-        <w:rPr>
-          <w:rFonts w:ascii="Times New Roman" w:hAnsi="Times New Roman" w:cs="Times New Roman"/>
+        <w:jc w:val="both"/>
+        <w:rPr>
+          <w:rFonts w:ascii="Times New Roman" w:hAnsi="Times New Roman" w:cs="Times New Roman"/>
+          <w:color w:val="FF0000"/>
           <w:sz w:val="32"/>
           <w:szCs w:val="32"/>
         </w:rPr>
@@ -2142,6 +2122,7 @@
       <w:r>
         <w:rPr>
           <w:rFonts w:ascii="Times New Roman" w:hAnsi="Times New Roman" w:cs="Times New Roman"/>
+          <w:color w:val="FF0000"/>
           <w:sz w:val="32"/>
           <w:szCs w:val="32"/>
         </w:rPr>
@@ -2151,6 +2132,7 @@
       <w:r>
         <w:rPr>
           <w:rFonts w:ascii="Times New Roman" w:hAnsi="Times New Roman" w:cs="Times New Roman"/>
+          <w:color w:val="FF0000"/>
           <w:sz w:val="32"/>
           <w:szCs w:val="32"/>
         </w:rPr>
@@ -2160,6 +2142,7 @@
       <w:r>
         <w:rPr>
           <w:rFonts w:ascii="Times New Roman" w:hAnsi="Times New Roman" w:cs="Times New Roman"/>
+          <w:color w:val="FF0000"/>
           <w:sz w:val="32"/>
           <w:szCs w:val="32"/>
         </w:rPr>
@@ -2172,6 +2155,7 @@
         <w:jc w:val="both"/>
         <w:rPr>
           <w:rFonts w:ascii="Times New Roman" w:hAnsi="Times New Roman" w:cs="Times New Roman"/>
+          <w:color w:val="FF0000"/>
           <w:sz w:val="32"/>
           <w:szCs w:val="32"/>
         </w:rPr>
@@ -2179,6 +2163,7 @@
       <w:r>
         <w:rPr>
           <w:rFonts w:ascii="Times New Roman" w:hAnsi="Times New Roman" w:cs="Times New Roman"/>
+          <w:color w:val="FF0000"/>
           <w:sz w:val="32"/>
           <w:szCs w:val="32"/>
         </w:rPr>
@@ -2188,6 +2173,7 @@
         <w:rPr>
           <w:rFonts w:ascii="Times New Roman" w:hAnsi="Times New Roman" w:cs="Times New Roman"/>
           <w:bCs/>
+          <w:color w:val="FF0000"/>
           <w:sz w:val="32"/>
           <w:szCs w:val="32"/>
         </w:rPr>
@@ -2197,6 +2183,7 @@
         <w:rPr>
           <w:rFonts w:ascii="Times New Roman" w:hAnsi="Times New Roman" w:cs="Times New Roman"/>
           <w:bCs/>
+          <w:color w:val="FF0000"/>
           <w:sz w:val="32"/>
           <w:szCs w:val="32"/>
           <w:shd w:val="clear" w:color="auto" w:fill="FFFFFF"/>
@@ -2508,7 +2495,6 @@
           <w:sz w:val="28"/>
           <w:szCs w:val="28"/>
         </w:rPr>
-        <w:lastRenderedPageBreak/>
         <w:t>Приложение 1</w:t>
       </w:r>
     </w:p>
